--- a/Course/1 Component 1 - Computer Systems/1.4 Data Types, Data Structures and Boolean Algebra/1.4.1 Data Types/3 Worksheet (editable).docx
+++ b/Course/1 Component 1 - Computer Systems/1.4 Data Types, Data Structures and Boolean Algebra/1.4.1 Data Types/3 Worksheet (editable).docx
@@ -7,62 +7,26 @@
         <w:pStyle w:val="Heading1"/>
       </w:pPr>
       <w:r>
+        <w:rPr>
+          <w:b w:val="0"/>
+          <w:i w:val="0"/>
+        </w:rPr>
         <w:t>Quiz — 1.4.1 Data Types</w:t>
       </w:r>
     </w:p>
     <w:p>
       <w:r>
-        <w:t xml:space="preserve">Name: </w:t>
-      </w:r>
-      <w:r>
         <w:rPr>
-          <w:b/>
+          <w:b w:val="0"/>
+          <w:i w:val="0"/>
         </w:rPr>
-        <w:t>_</w:t>
-      </w:r>
-      <w:r>
-        <w:rPr>
-          <w:b/>
-        </w:rPr>
-        <w:t>_</w:t>
-      </w:r>
-      <w:r>
-        <w:rPr>
-          <w:b/>
-        </w:rPr>
-        <w:t>_</w:t>
-      </w:r>
-      <w:r>
-        <w:rPr>
-          <w:b/>
-        </w:rPr>
-        <w:t>_</w:t>
-      </w:r>
-      <w:r>
-        <w:rPr>
-          <w:b/>
-        </w:rPr>
-        <w:t xml:space="preserve">   Date: </w:t>
-      </w:r>
-      <w:r>
-        <w:rPr>
-          <w:b/>
-        </w:rPr>
-        <w:t>_</w:t>
-      </w:r>
-      <w:r>
-        <w:rPr>
-          <w:b/>
-        </w:rPr>
-        <w:t xml:space="preserve">_   Mark: </w:t>
-      </w:r>
-      <w:r>
-        <w:t>____ / 30</w:t>
+        <w:t>Name: ______________________   Date: __________   Mark: ______ / 30</w:t>
       </w:r>
     </w:p>
     <w:p>
       <w:r>
         <w:rPr>
+          <w:b w:val="0"/>
           <w:i/>
         </w:rPr>
         <w:t>OCR H446 · Component 01 · 1.4.1 — show all working</w:t>
@@ -80,6 +44,10 @@
         <w:pStyle w:val="Heading2"/>
       </w:pPr>
       <w:r>
+        <w:rPr>
+          <w:b w:val="0"/>
+          <w:i w:val="0"/>
+        </w:rPr>
         <w:t>Section A — Multiple choice (8 marks)</w:t>
       </w:r>
     </w:p>
@@ -87,35 +55,60 @@
       <w:r>
         <w:rPr>
           <w:b/>
+          <w:i w:val="0"/>
         </w:rPr>
         <w:t>1.</w:t>
       </w:r>
       <w:r>
+        <w:rPr>
+          <w:b w:val="0"/>
+          <w:i w:val="0"/>
+        </w:rPr>
         <w:t xml:space="preserve"> How many bits are represented by a single hexadecimal digit?</w:t>
       </w:r>
     </w:p>
     <w:p>
       <w:r>
+        <w:rPr>
+          <w:b w:val="0"/>
+          <w:i w:val="0"/>
+        </w:rPr>
         <w:t>A. 2</w:t>
       </w:r>
     </w:p>
     <w:p>
       <w:r>
+        <w:rPr>
+          <w:b w:val="0"/>
+          <w:i w:val="0"/>
+        </w:rPr>
         <w:t>B. 4</w:t>
       </w:r>
     </w:p>
     <w:p>
       <w:r>
+        <w:rPr>
+          <w:b w:val="0"/>
+          <w:i w:val="0"/>
+        </w:rPr>
         <w:t>C. 8</w:t>
       </w:r>
     </w:p>
     <w:p>
       <w:r>
+        <w:rPr>
+          <w:b w:val="0"/>
+          <w:i w:val="0"/>
+        </w:rPr>
         <w:t>D. 16</w:t>
       </w:r>
     </w:p>
     <w:p>
       <w:r>
+        <w:rPr>
+          <w:b w:val="0"/>
+          <w:i w:val="0"/>
+        </w:rPr>
         <w:t>Your answer: ☐</w:t>
       </w:r>
     </w:p>
@@ -123,45 +116,76 @@
       <w:r>
         <w:rPr>
           <w:b/>
+          <w:i w:val="0"/>
         </w:rPr>
         <w:t>2.</w:t>
       </w:r>
       <w:r>
+        <w:rPr>
+          <w:b w:val="0"/>
+          <w:i w:val="0"/>
+        </w:rPr>
         <w:t xml:space="preserve"> What is the denary value of the unsigned binary number </w:t>
       </w:r>
       <w:r>
         <w:rPr>
           <w:rFonts w:ascii="Consolas" w:hAnsi="Consolas"/>
+          <w:b w:val="0"/>
+          <w:i w:val="0"/>
           <w:sz w:val="19"/>
         </w:rPr>
         <w:t>00101101</w:t>
       </w:r>
       <w:r>
+        <w:rPr>
+          <w:b w:val="0"/>
+          <w:i w:val="0"/>
+        </w:rPr>
         <w:t>?</w:t>
       </w:r>
     </w:p>
     <w:p>
       <w:r>
+        <w:rPr>
+          <w:b w:val="0"/>
+          <w:i w:val="0"/>
+        </w:rPr>
         <w:t>A. 43</w:t>
       </w:r>
     </w:p>
     <w:p>
       <w:r>
+        <w:rPr>
+          <w:b w:val="0"/>
+          <w:i w:val="0"/>
+        </w:rPr>
         <w:t>B. 44</w:t>
       </w:r>
     </w:p>
     <w:p>
       <w:r>
+        <w:rPr>
+          <w:b w:val="0"/>
+          <w:i w:val="0"/>
+        </w:rPr>
         <w:t>C. 45</w:t>
       </w:r>
     </w:p>
     <w:p>
       <w:r>
+        <w:rPr>
+          <w:b w:val="0"/>
+          <w:i w:val="0"/>
+        </w:rPr>
         <w:t>D. 47</w:t>
       </w:r>
     </w:p>
     <w:p>
       <w:r>
+        <w:rPr>
+          <w:b w:val="0"/>
+          <w:i w:val="0"/>
+        </w:rPr>
         <w:t>Your answer: ☐</w:t>
       </w:r>
     </w:p>
@@ -169,35 +193,60 @@
       <w:r>
         <w:rPr>
           <w:b/>
+          <w:i w:val="0"/>
         </w:rPr>
         <w:t>3.</w:t>
       </w:r>
       <w:r>
+        <w:rPr>
+          <w:b w:val="0"/>
+          <w:i w:val="0"/>
+        </w:rPr>
         <w:t xml:space="preserve"> In an 8-bit two's complement number, what is the place value of the most significant bit?</w:t>
       </w:r>
     </w:p>
     <w:p>
       <w:r>
+        <w:rPr>
+          <w:b w:val="0"/>
+          <w:i w:val="0"/>
+        </w:rPr>
         <w:t>A. +128</w:t>
       </w:r>
     </w:p>
     <w:p>
       <w:r>
+        <w:rPr>
+          <w:b w:val="0"/>
+          <w:i w:val="0"/>
+        </w:rPr>
         <w:t>B. −128</w:t>
       </w:r>
     </w:p>
     <w:p>
       <w:r>
+        <w:rPr>
+          <w:b w:val="0"/>
+          <w:i w:val="0"/>
+        </w:rPr>
         <w:t>C. +127</w:t>
       </w:r>
     </w:p>
     <w:p>
       <w:r>
+        <w:rPr>
+          <w:b w:val="0"/>
+          <w:i w:val="0"/>
+        </w:rPr>
         <w:t>D. −127</w:t>
       </w:r>
     </w:p>
     <w:p>
       <w:r>
+        <w:rPr>
+          <w:b w:val="0"/>
+          <w:i w:val="0"/>
+        </w:rPr>
         <w:t>Your answer: ☐</w:t>
       </w:r>
     </w:p>
@@ -205,35 +254,60 @@
       <w:r>
         <w:rPr>
           <w:b/>
+          <w:i w:val="0"/>
         </w:rPr>
         <w:t>4.</w:t>
       </w:r>
       <w:r>
+        <w:rPr>
+          <w:b w:val="0"/>
+          <w:i w:val="0"/>
+        </w:rPr>
         <w:t xml:space="preserve"> Which operation has the effect of multiplying an unsigned binary number by 4?</w:t>
       </w:r>
     </w:p>
     <w:p>
       <w:r>
+        <w:rPr>
+          <w:b w:val="0"/>
+          <w:i w:val="0"/>
+        </w:rPr>
         <w:t>A. Logical shift right 2 places</w:t>
       </w:r>
     </w:p>
     <w:p>
       <w:r>
+        <w:rPr>
+          <w:b w:val="0"/>
+          <w:i w:val="0"/>
+        </w:rPr>
         <w:t>B. Logical shift left 2 places</w:t>
       </w:r>
     </w:p>
     <w:p>
       <w:r>
+        <w:rPr>
+          <w:b w:val="0"/>
+          <w:i w:val="0"/>
+        </w:rPr>
         <w:t>C. Arithmetic shift right 2 places</w:t>
       </w:r>
     </w:p>
     <w:p>
       <w:r>
+        <w:rPr>
+          <w:b w:val="0"/>
+          <w:i w:val="0"/>
+        </w:rPr>
         <w:t>D. Logical shift left 4 places</w:t>
       </w:r>
     </w:p>
     <w:p>
       <w:r>
+        <w:rPr>
+          <w:b w:val="0"/>
+          <w:i w:val="0"/>
+        </w:rPr>
         <w:t>Your answer: ☐</w:t>
       </w:r>
     </w:p>
@@ -241,44 +315,74 @@
       <w:r>
         <w:rPr>
           <w:b/>
+          <w:i w:val="0"/>
         </w:rPr>
         <w:t>5.</w:t>
       </w:r>
       <w:r>
+        <w:rPr>
+          <w:b w:val="0"/>
+          <w:i w:val="0"/>
+        </w:rPr>
         <w:t xml:space="preserve"> In a floating-point number, which part determines the </w:t>
       </w:r>
       <w:r>
         <w:rPr>
           <w:b/>
+          <w:i w:val="0"/>
         </w:rPr>
         <w:t>precision</w:t>
       </w:r>
       <w:r>
+        <w:rPr>
+          <w:b w:val="0"/>
+          <w:i w:val="0"/>
+        </w:rPr>
         <w:t>?</w:t>
       </w:r>
     </w:p>
     <w:p>
       <w:r>
+        <w:rPr>
+          <w:b w:val="0"/>
+          <w:i w:val="0"/>
+        </w:rPr>
         <w:t>A. The exponent</w:t>
       </w:r>
     </w:p>
     <w:p>
       <w:r>
+        <w:rPr>
+          <w:b w:val="0"/>
+          <w:i w:val="0"/>
+        </w:rPr>
         <w:t>B. The sign bit</w:t>
       </w:r>
     </w:p>
     <w:p>
       <w:r>
+        <w:rPr>
+          <w:b w:val="0"/>
+          <w:i w:val="0"/>
+        </w:rPr>
         <w:t>C. The mantissa</w:t>
       </w:r>
     </w:p>
     <w:p>
       <w:r>
+        <w:rPr>
+          <w:b w:val="0"/>
+          <w:i w:val="0"/>
+        </w:rPr>
         <w:t>D. The base</w:t>
       </w:r>
     </w:p>
     <w:p>
       <w:r>
+        <w:rPr>
+          <w:b w:val="0"/>
+          <w:i w:val="0"/>
+        </w:rPr>
         <w:t>Your answer: ☐</w:t>
       </w:r>
     </w:p>
@@ -286,29 +390,45 @@
       <w:r>
         <w:rPr>
           <w:b/>
+          <w:i w:val="0"/>
         </w:rPr>
         <w:t>6.</w:t>
       </w:r>
       <w:r>
+        <w:rPr>
+          <w:b w:val="0"/>
+          <w:i w:val="0"/>
+        </w:rPr>
         <w:t xml:space="preserve"> A correctly normalised </w:t>
       </w:r>
       <w:r>
         <w:rPr>
           <w:b/>
+          <w:i w:val="0"/>
         </w:rPr>
         <w:t>positive</w:t>
       </w:r>
       <w:r>
+        <w:rPr>
+          <w:b w:val="0"/>
+          <w:i w:val="0"/>
+        </w:rPr>
         <w:t xml:space="preserve"> floating-point mantissa always begins with which bit pattern?</w:t>
       </w:r>
     </w:p>
     <w:p>
       <w:r>
+        <w:rPr>
+          <w:b w:val="0"/>
+          <w:i w:val="0"/>
+        </w:rPr>
         <w:t xml:space="preserve">A. </w:t>
       </w:r>
       <w:r>
         <w:rPr>
           <w:rFonts w:ascii="Consolas" w:hAnsi="Consolas"/>
+          <w:b w:val="0"/>
+          <w:i w:val="0"/>
           <w:sz w:val="19"/>
         </w:rPr>
         <w:t>1.0…</w:t>
@@ -316,11 +436,17 @@
     </w:p>
     <w:p>
       <w:r>
+        <w:rPr>
+          <w:b w:val="0"/>
+          <w:i w:val="0"/>
+        </w:rPr>
         <w:t xml:space="preserve">B. </w:t>
       </w:r>
       <w:r>
         <w:rPr>
           <w:rFonts w:ascii="Consolas" w:hAnsi="Consolas"/>
+          <w:b w:val="0"/>
+          <w:i w:val="0"/>
           <w:sz w:val="19"/>
         </w:rPr>
         <w:t>0.0…</w:t>
@@ -328,11 +454,17 @@
     </w:p>
     <w:p>
       <w:r>
+        <w:rPr>
+          <w:b w:val="0"/>
+          <w:i w:val="0"/>
+        </w:rPr>
         <w:t xml:space="preserve">C. </w:t>
       </w:r>
       <w:r>
         <w:rPr>
           <w:rFonts w:ascii="Consolas" w:hAnsi="Consolas"/>
+          <w:b w:val="0"/>
+          <w:i w:val="0"/>
           <w:sz w:val="19"/>
         </w:rPr>
         <w:t>1.1…</w:t>
@@ -340,11 +472,17 @@
     </w:p>
     <w:p>
       <w:r>
+        <w:rPr>
+          <w:b w:val="0"/>
+          <w:i w:val="0"/>
+        </w:rPr>
         <w:t xml:space="preserve">D. </w:t>
       </w:r>
       <w:r>
         <w:rPr>
           <w:rFonts w:ascii="Consolas" w:hAnsi="Consolas"/>
+          <w:b w:val="0"/>
+          <w:i w:val="0"/>
           <w:sz w:val="19"/>
         </w:rPr>
         <w:t>0.1…</w:t>
@@ -352,6 +490,10 @@
     </w:p>
     <w:p>
       <w:r>
+        <w:rPr>
+          <w:b w:val="0"/>
+          <w:i w:val="0"/>
+        </w:rPr>
         <w:t>Your answer: ☐</w:t>
       </w:r>
     </w:p>
@@ -359,55 +501,92 @@
       <w:r>
         <w:rPr>
           <w:b/>
+          <w:i w:val="0"/>
         </w:rPr>
         <w:t>7.</w:t>
       </w:r>
       <w:r>
+        <w:rPr>
+          <w:b w:val="0"/>
+          <w:i w:val="0"/>
+        </w:rPr>
         <w:t xml:space="preserve"> The ASCII code for </w:t>
       </w:r>
       <w:r>
         <w:rPr>
           <w:rFonts w:ascii="Consolas" w:hAnsi="Consolas"/>
+          <w:b w:val="0"/>
+          <w:i w:val="0"/>
           <w:sz w:val="19"/>
         </w:rPr>
         <w:t>'A'</w:t>
       </w:r>
       <w:r>
+        <w:rPr>
+          <w:b w:val="0"/>
+          <w:i w:val="0"/>
+        </w:rPr>
         <w:t xml:space="preserve"> is 65. What is the ASCII code for </w:t>
       </w:r>
       <w:r>
         <w:rPr>
           <w:rFonts w:ascii="Consolas" w:hAnsi="Consolas"/>
+          <w:b w:val="0"/>
+          <w:i w:val="0"/>
           <w:sz w:val="19"/>
         </w:rPr>
         <w:t>'D'</w:t>
       </w:r>
       <w:r>
+        <w:rPr>
+          <w:b w:val="0"/>
+          <w:i w:val="0"/>
+        </w:rPr>
         <w:t>?</w:t>
       </w:r>
     </w:p>
     <w:p>
       <w:r>
+        <w:rPr>
+          <w:b w:val="0"/>
+          <w:i w:val="0"/>
+        </w:rPr>
         <w:t>A. 66</w:t>
       </w:r>
     </w:p>
     <w:p>
       <w:r>
+        <w:rPr>
+          <w:b w:val="0"/>
+          <w:i w:val="0"/>
+        </w:rPr>
         <w:t>B. 67</w:t>
       </w:r>
     </w:p>
     <w:p>
       <w:r>
+        <w:rPr>
+          <w:b w:val="0"/>
+          <w:i w:val="0"/>
+        </w:rPr>
         <w:t>C. 68</w:t>
       </w:r>
     </w:p>
     <w:p>
       <w:r>
+        <w:rPr>
+          <w:b w:val="0"/>
+          <w:i w:val="0"/>
+        </w:rPr>
         <w:t>D. 69</w:t>
       </w:r>
     </w:p>
     <w:p>
       <w:r>
+        <w:rPr>
+          <w:b w:val="0"/>
+          <w:i w:val="0"/>
+        </w:rPr>
         <w:t>Your answer: ☐</w:t>
       </w:r>
     </w:p>
@@ -415,35 +594,60 @@
       <w:r>
         <w:rPr>
           <w:b/>
+          <w:i w:val="0"/>
         </w:rPr>
         <w:t>8.</w:t>
       </w:r>
       <w:r>
+        <w:rPr>
+          <w:b w:val="0"/>
+          <w:i w:val="0"/>
+        </w:rPr>
         <w:t xml:space="preserve"> Which statement about Unicode is correct?</w:t>
       </w:r>
     </w:p>
     <w:p>
       <w:r>
+        <w:rPr>
+          <w:b w:val="0"/>
+          <w:i w:val="0"/>
+        </w:rPr>
         <w:t>A. Unicode can only represent the English alphabet</w:t>
       </w:r>
     </w:p>
     <w:p>
       <w:r>
+        <w:rPr>
+          <w:b w:val="0"/>
+          <w:i w:val="0"/>
+        </w:rPr>
         <w:t>B. ASCII is a subset of Unicode, so Unicode is backward-compatible</w:t>
       </w:r>
     </w:p>
     <w:p>
       <w:r>
+        <w:rPr>
+          <w:b w:val="0"/>
+          <w:i w:val="0"/>
+        </w:rPr>
         <w:t>C. Unicode always uses exactly 7 bits per character</w:t>
       </w:r>
     </w:p>
     <w:p>
       <w:r>
+        <w:rPr>
+          <w:b w:val="0"/>
+          <w:i w:val="0"/>
+        </w:rPr>
         <w:t>D. Unicode cannot represent emoji</w:t>
       </w:r>
     </w:p>
     <w:p>
       <w:r>
+        <w:rPr>
+          <w:b w:val="0"/>
+          <w:i w:val="0"/>
+        </w:rPr>
         <w:t>Your answer: ☐</w:t>
       </w:r>
     </w:p>
@@ -459,6 +663,10 @@
         <w:pStyle w:val="Heading2"/>
       </w:pPr>
       <w:r>
+        <w:rPr>
+          <w:b w:val="0"/>
+          <w:i w:val="0"/>
+        </w:rPr>
         <w:t>Section B — Calculations &amp; short answer (17 marks)</w:t>
       </w:r>
     </w:p>
@@ -466,24 +674,35 @@
       <w:r>
         <w:rPr>
           <w:b/>
+          <w:i w:val="0"/>
         </w:rPr>
         <w:t>9.</w:t>
       </w:r>
       <w:r>
+        <w:rPr>
+          <w:b w:val="0"/>
+          <w:i w:val="0"/>
+        </w:rPr>
         <w:t xml:space="preserve"> Convert the denary number </w:t>
       </w:r>
       <w:r>
         <w:rPr>
           <w:b/>
+          <w:i w:val="0"/>
         </w:rPr>
         <w:t>217</w:t>
       </w:r>
       <w:r>
+        <w:rPr>
+          <w:b w:val="0"/>
+          <w:i w:val="0"/>
+        </w:rPr>
         <w:t xml:space="preserve"> to 8-bit unsigned binary. </w:t>
       </w:r>
       <w:r>
         <w:rPr>
           <w:b/>
+          <w:i w:val="0"/>
         </w:rPr>
         <w:t>[2]</w:t>
       </w:r>
@@ -514,6 +733,10 @@
     </w:p>
     <w:p>
       <w:r>
+        <w:rPr>
+          <w:b w:val="0"/>
+          <w:i w:val="0"/>
+        </w:rPr>
         <w:t>Working space:</w:t>
       </w:r>
     </w:p>
@@ -521,25 +744,37 @@
       <w:r>
         <w:rPr>
           <w:b/>
+          <w:i w:val="0"/>
         </w:rPr>
         <w:t>10.</w:t>
       </w:r>
       <w:r>
+        <w:rPr>
+          <w:b w:val="0"/>
+          <w:i w:val="0"/>
+        </w:rPr>
         <w:t xml:space="preserve"> Convert the binary number </w:t>
       </w:r>
       <w:r>
         <w:rPr>
           <w:rFonts w:ascii="Consolas" w:hAnsi="Consolas"/>
+          <w:b w:val="0"/>
+          <w:i w:val="0"/>
           <w:sz w:val="19"/>
         </w:rPr>
         <w:t>10110110</w:t>
       </w:r>
       <w:r>
+        <w:rPr>
+          <w:b w:val="0"/>
+          <w:i w:val="0"/>
+        </w:rPr>
         <w:t xml:space="preserve"> to hexadecimal. </w:t>
       </w:r>
       <w:r>
         <w:rPr>
           <w:b/>
+          <w:i w:val="0"/>
         </w:rPr>
         <w:t>[2]</w:t>
       </w:r>
@@ -570,6 +805,10 @@
     </w:p>
     <w:p>
       <w:r>
+        <w:rPr>
+          <w:b w:val="0"/>
+          <w:i w:val="0"/>
+        </w:rPr>
         <w:t>Working space:</w:t>
       </w:r>
     </w:p>
@@ -577,24 +816,37 @@
       <w:r>
         <w:rPr>
           <w:b/>
+          <w:i w:val="0"/>
         </w:rPr>
         <w:t>11.</w:t>
       </w:r>
       <w:r>
+        <w:rPr>
+          <w:b w:val="0"/>
+          <w:i w:val="0"/>
+        </w:rPr>
         <w:t xml:space="preserve"> Convert the hexadecimal number </w:t>
       </w:r>
       <w:r>
         <w:rPr>
+          <w:rFonts w:ascii="Consolas" w:hAnsi="Consolas"/>
           <w:b/>
+          <w:i w:val="0"/>
+          <w:sz w:val="19"/>
         </w:rPr>
-        <w:t>`B7`</w:t>
+        <w:t>B7</w:t>
       </w:r>
       <w:r>
+        <w:rPr>
+          <w:b w:val="0"/>
+          <w:i w:val="0"/>
+        </w:rPr>
         <w:t xml:space="preserve"> to denary. </w:t>
       </w:r>
       <w:r>
         <w:rPr>
           <w:b/>
+          <w:i w:val="0"/>
         </w:rPr>
         <w:t>[2]</w:t>
       </w:r>
@@ -625,6 +877,10 @@
     </w:p>
     <w:p>
       <w:r>
+        <w:rPr>
+          <w:b w:val="0"/>
+          <w:i w:val="0"/>
+        </w:rPr>
         <w:t>Working space:</w:t>
       </w:r>
     </w:p>
@@ -632,24 +888,35 @@
       <w:r>
         <w:rPr>
           <w:b/>
+          <w:i w:val="0"/>
         </w:rPr>
         <w:t>12.</w:t>
       </w:r>
       <w:r>
+        <w:rPr>
+          <w:b w:val="0"/>
+          <w:i w:val="0"/>
+        </w:rPr>
         <w:t xml:space="preserve"> Using 8-bit two's complement, calculate </w:t>
       </w:r>
       <w:r>
         <w:rPr>
           <w:b/>
+          <w:i w:val="0"/>
         </w:rPr>
         <w:t>45 − 28</w:t>
       </w:r>
       <w:r>
+        <w:rPr>
+          <w:b w:val="0"/>
+          <w:i w:val="0"/>
+        </w:rPr>
         <w:t xml:space="preserve"> by adding the two's complement of 28. Show the binary working and state what happens to the final carry. </w:t>
       </w:r>
       <w:r>
         <w:rPr>
           <w:b/>
+          <w:i w:val="0"/>
         </w:rPr>
         <w:t>[4]</w:t>
       </w:r>
@@ -704,6 +971,10 @@
     </w:p>
     <w:p>
       <w:r>
+        <w:rPr>
+          <w:b w:val="0"/>
+          <w:i w:val="0"/>
+        </w:rPr>
         <w:t>Working space:</w:t>
       </w:r>
     </w:p>
@@ -711,35 +982,53 @@
       <w:r>
         <w:rPr>
           <w:b/>
+          <w:i w:val="0"/>
         </w:rPr>
         <w:t>13.</w:t>
       </w:r>
       <w:r>
+        <w:rPr>
+          <w:b w:val="0"/>
+          <w:i w:val="0"/>
+        </w:rPr>
         <w:t xml:space="preserve"> Normalise the following 8-bit signed floating-point number. The mantissa is </w:t>
       </w:r>
       <w:r>
         <w:rPr>
           <w:rFonts w:ascii="Consolas" w:hAnsi="Consolas"/>
+          <w:b w:val="0"/>
+          <w:i w:val="0"/>
           <w:sz w:val="19"/>
         </w:rPr>
         <w:t>0.0110100</w:t>
       </w:r>
       <w:r>
+        <w:rPr>
+          <w:b w:val="0"/>
+          <w:i w:val="0"/>
+        </w:rPr>
         <w:t xml:space="preserve"> (one sign bit then the fraction) and the exponent is </w:t>
       </w:r>
       <w:r>
         <w:rPr>
           <w:rFonts w:ascii="Consolas" w:hAnsi="Consolas"/>
+          <w:b w:val="0"/>
+          <w:i w:val="0"/>
           <w:sz w:val="19"/>
         </w:rPr>
         <w:t>0011</w:t>
       </w:r>
       <w:r>
+        <w:rPr>
+          <w:b w:val="0"/>
+          <w:i w:val="0"/>
+        </w:rPr>
         <w:t xml:space="preserve"> (4-bit two's complement). Give the normalised mantissa and the new exponent, and explain the rule used. </w:t>
       </w:r>
       <w:r>
         <w:rPr>
           <w:b/>
+          <w:i w:val="0"/>
         </w:rPr>
         <w:t>[4]</w:t>
       </w:r>
@@ -794,6 +1083,10 @@
     </w:p>
     <w:p>
       <w:r>
+        <w:rPr>
+          <w:b w:val="0"/>
+          <w:i w:val="0"/>
+        </w:rPr>
         <w:t>Working space:</w:t>
       </w:r>
     </w:p>
@@ -801,34 +1094,51 @@
       <w:r>
         <w:rPr>
           <w:b/>
+          <w:i w:val="0"/>
         </w:rPr>
         <w:t>14.</w:t>
       </w:r>
       <w:r>
+        <w:rPr>
+          <w:b w:val="0"/>
+          <w:i w:val="0"/>
+        </w:rPr>
         <w:t xml:space="preserve"> The 8-bit unsigned binary number </w:t>
       </w:r>
       <w:r>
         <w:rPr>
           <w:rFonts w:ascii="Consolas" w:hAnsi="Consolas"/>
+          <w:b w:val="0"/>
+          <w:i w:val="0"/>
           <w:sz w:val="19"/>
         </w:rPr>
         <w:t>00010110</w:t>
       </w:r>
       <w:r>
+        <w:rPr>
+          <w:b w:val="0"/>
+          <w:i w:val="0"/>
+        </w:rPr>
         <w:t xml:space="preserve"> is shifted using a </w:t>
       </w:r>
       <w:r>
         <w:rPr>
           <w:b/>
+          <w:i w:val="0"/>
         </w:rPr>
         <w:t>logical left shift of 2 places</w:t>
       </w:r>
       <w:r>
+        <w:rPr>
+          <w:b w:val="0"/>
+          <w:i w:val="0"/>
+        </w:rPr>
         <w:t xml:space="preserve">. Give the result and state the arithmetic effect. </w:t>
       </w:r>
       <w:r>
         <w:rPr>
           <w:b/>
+          <w:i w:val="0"/>
         </w:rPr>
         <w:t>[3]</w:t>
       </w:r>
@@ -867,6 +1177,10 @@
     </w:p>
     <w:p>
       <w:r>
+        <w:rPr>
+          <w:b w:val="0"/>
+          <w:i w:val="0"/>
+        </w:rPr>
         <w:t>Working space:</w:t>
       </w:r>
     </w:p>
@@ -882,6 +1196,10 @@
         <w:pStyle w:val="Heading2"/>
       </w:pPr>
       <w:r>
+        <w:rPr>
+          <w:b w:val="0"/>
+          <w:i w:val="0"/>
+        </w:rPr>
         <w:t>Section C — Exam-style question (5 marks)</w:t>
       </w:r>
     </w:p>
@@ -889,20 +1207,30 @@
       <w:r>
         <w:rPr>
           <w:b/>
+          <w:i w:val="0"/>
         </w:rPr>
         <w:t>15.</w:t>
       </w:r>
       <w:r>
+        <w:rPr>
+          <w:b w:val="0"/>
+          <w:i w:val="0"/>
+        </w:rPr>
         <w:t xml:space="preserve"> A programmer stores temperatures using floating-point representation with a fixed total number of bits.</w:t>
       </w:r>
     </w:p>
     <w:p>
       <w:r>
+        <w:rPr>
+          <w:b w:val="0"/>
+          <w:i w:val="0"/>
+        </w:rPr>
         <w:t xml:space="preserve">(a) Explain the trade-off between allocating more bits to the mantissa versus more bits to the exponent. </w:t>
       </w:r>
       <w:r>
         <w:rPr>
           <w:b/>
+          <w:i w:val="0"/>
         </w:rPr>
         <w:t>[2]</w:t>
       </w:r>
@@ -933,11 +1261,16 @@
     </w:p>
     <w:p>
       <w:r>
+        <w:rPr>
+          <w:b w:val="0"/>
+          <w:i w:val="0"/>
+        </w:rPr>
         <w:t xml:space="preserve">(b) The programmer says "I'll just use hexadecimal to store the numbers so they take less memory." Explain whether using hexadecimal reduces the amount of memory used, and give one genuine reason programmers use hexadecimal. </w:t>
       </w:r>
       <w:r>
         <w:rPr>
           <w:b/>
+          <w:i w:val="0"/>
         </w:rPr>
         <w:t>[3]</w:t>
       </w:r>
@@ -976,6 +1309,10 @@
     </w:p>
     <w:p>
       <w:r>
+        <w:rPr>
+          <w:b w:val="0"/>
+          <w:i w:val="0"/>
+        </w:rPr>
         <w:t>Working space:</w:t>
       </w:r>
     </w:p>

--- a/Course/1 Component 1 - Computer Systems/1.4 Data Types, Data Structures and Boolean Algebra/1.4.1 Data Types/3 Worksheet (editable).docx
+++ b/Course/1 Component 1 - Computer Systems/1.4 Data Types, Data Structures and Boolean Algebra/1.4.1 Data Types/3 Worksheet (editable).docx
@@ -707,30 +707,32 @@
         <w:t>[2]</w:t>
       </w:r>
     </w:p>
-    <w:p>
-      <w:pPr>
-        <w:spacing w:before="260"/>
-        <w:pBdr>
-          <w:bottom w:val="single" w:sz="4" w:space="1" w:color="AAB4C0"/>
-        </w:pBdr>
-      </w:pPr>
-    </w:p>
-    <w:p>
-      <w:pPr>
-        <w:spacing w:before="260"/>
-        <w:pBdr>
-          <w:bottom w:val="single" w:sz="4" w:space="1" w:color="AAB4C0"/>
-        </w:pBdr>
-      </w:pPr>
-    </w:p>
-    <w:p>
-      <w:pPr>
-        <w:spacing w:before="260"/>
-        <w:pBdr>
-          <w:bottom w:val="single" w:sz="4" w:space="1" w:color="AAB4C0"/>
-        </w:pBdr>
-      </w:pPr>
-    </w:p>
+    <w:tbl>
+      <w:tblPr>
+        <w:tblStyle w:val="TableGrid"/>
+        <w:tblW w:type="auto" w:w="0"/>
+        <w:tblLook w:firstColumn="1" w:firstRow="1" w:lastColumn="0" w:lastRow="0" w:noHBand="0" w:noVBand="1" w:val="04A0"/>
+      </w:tblPr>
+      <w:tblGrid>
+        <w:gridCol w:w="8640"/>
+      </w:tblGrid>
+      <w:tr>
+        <w:trPr>
+          <w:trHeight w:val="1020" w:hRule="atLeast"/>
+        </w:trPr>
+        <w:tc>
+          <w:tcPr>
+            <w:tcW w:type="dxa" w:w="8640"/>
+          </w:tcPr>
+          <w:p>
+            <w:pPr>
+              <w:spacing w:before="40"/>
+            </w:pPr>
+          </w:p>
+        </w:tc>
+      </w:tr>
+    </w:tbl>
+    <w:p/>
     <w:p>
       <w:r>
         <w:rPr>
@@ -779,30 +781,32 @@
         <w:t>[2]</w:t>
       </w:r>
     </w:p>
-    <w:p>
-      <w:pPr>
-        <w:spacing w:before="260"/>
-        <w:pBdr>
-          <w:bottom w:val="single" w:sz="4" w:space="1" w:color="AAB4C0"/>
-        </w:pBdr>
-      </w:pPr>
-    </w:p>
-    <w:p>
-      <w:pPr>
-        <w:spacing w:before="260"/>
-        <w:pBdr>
-          <w:bottom w:val="single" w:sz="4" w:space="1" w:color="AAB4C0"/>
-        </w:pBdr>
-      </w:pPr>
-    </w:p>
-    <w:p>
-      <w:pPr>
-        <w:spacing w:before="260"/>
-        <w:pBdr>
-          <w:bottom w:val="single" w:sz="4" w:space="1" w:color="AAB4C0"/>
-        </w:pBdr>
-      </w:pPr>
-    </w:p>
+    <w:tbl>
+      <w:tblPr>
+        <w:tblStyle w:val="TableGrid"/>
+        <w:tblW w:type="auto" w:w="0"/>
+        <w:tblLook w:firstColumn="1" w:firstRow="1" w:lastColumn="0" w:lastRow="0" w:noHBand="0" w:noVBand="1" w:val="04A0"/>
+      </w:tblPr>
+      <w:tblGrid>
+        <w:gridCol w:w="8640"/>
+      </w:tblGrid>
+      <w:tr>
+        <w:trPr>
+          <w:trHeight w:val="1020" w:hRule="atLeast"/>
+        </w:trPr>
+        <w:tc>
+          <w:tcPr>
+            <w:tcW w:type="dxa" w:w="8640"/>
+          </w:tcPr>
+          <w:p>
+            <w:pPr>
+              <w:spacing w:before="40"/>
+            </w:pPr>
+          </w:p>
+        </w:tc>
+      </w:tr>
+    </w:tbl>
+    <w:p/>
     <w:p>
       <w:r>
         <w:rPr>
@@ -851,30 +855,32 @@
         <w:t>[2]</w:t>
       </w:r>
     </w:p>
-    <w:p>
-      <w:pPr>
-        <w:spacing w:before="260"/>
-        <w:pBdr>
-          <w:bottom w:val="single" w:sz="4" w:space="1" w:color="AAB4C0"/>
-        </w:pBdr>
-      </w:pPr>
-    </w:p>
-    <w:p>
-      <w:pPr>
-        <w:spacing w:before="260"/>
-        <w:pBdr>
-          <w:bottom w:val="single" w:sz="4" w:space="1" w:color="AAB4C0"/>
-        </w:pBdr>
-      </w:pPr>
-    </w:p>
-    <w:p>
-      <w:pPr>
-        <w:spacing w:before="260"/>
-        <w:pBdr>
-          <w:bottom w:val="single" w:sz="4" w:space="1" w:color="AAB4C0"/>
-        </w:pBdr>
-      </w:pPr>
-    </w:p>
+    <w:tbl>
+      <w:tblPr>
+        <w:tblStyle w:val="TableGrid"/>
+        <w:tblW w:type="auto" w:w="0"/>
+        <w:tblLook w:firstColumn="1" w:firstRow="1" w:lastColumn="0" w:lastRow="0" w:noHBand="0" w:noVBand="1" w:val="04A0"/>
+      </w:tblPr>
+      <w:tblGrid>
+        <w:gridCol w:w="8640"/>
+      </w:tblGrid>
+      <w:tr>
+        <w:trPr>
+          <w:trHeight w:val="1020" w:hRule="atLeast"/>
+        </w:trPr>
+        <w:tc>
+          <w:tcPr>
+            <w:tcW w:type="dxa" w:w="8640"/>
+          </w:tcPr>
+          <w:p>
+            <w:pPr>
+              <w:spacing w:before="40"/>
+            </w:pPr>
+          </w:p>
+        </w:tc>
+      </w:tr>
+    </w:tbl>
+    <w:p/>
     <w:p>
       <w:r>
         <w:rPr>
@@ -921,54 +927,32 @@
         <w:t>[4]</w:t>
       </w:r>
     </w:p>
-    <w:p>
-      <w:pPr>
-        <w:spacing w:before="260"/>
-        <w:pBdr>
-          <w:bottom w:val="single" w:sz="4" w:space="1" w:color="AAB4C0"/>
-        </w:pBdr>
-      </w:pPr>
-    </w:p>
-    <w:p>
-      <w:pPr>
-        <w:spacing w:before="260"/>
-        <w:pBdr>
-          <w:bottom w:val="single" w:sz="4" w:space="1" w:color="AAB4C0"/>
-        </w:pBdr>
-      </w:pPr>
-    </w:p>
-    <w:p>
-      <w:pPr>
-        <w:spacing w:before="260"/>
-        <w:pBdr>
-          <w:bottom w:val="single" w:sz="4" w:space="1" w:color="AAB4C0"/>
-        </w:pBdr>
-      </w:pPr>
-    </w:p>
-    <w:p>
-      <w:pPr>
-        <w:spacing w:before="260"/>
-        <w:pBdr>
-          <w:bottom w:val="single" w:sz="4" w:space="1" w:color="AAB4C0"/>
-        </w:pBdr>
-      </w:pPr>
-    </w:p>
-    <w:p>
-      <w:pPr>
-        <w:spacing w:before="260"/>
-        <w:pBdr>
-          <w:bottom w:val="single" w:sz="4" w:space="1" w:color="AAB4C0"/>
-        </w:pBdr>
-      </w:pPr>
-    </w:p>
-    <w:p>
-      <w:pPr>
-        <w:spacing w:before="260"/>
-        <w:pBdr>
-          <w:bottom w:val="single" w:sz="4" w:space="1" w:color="AAB4C0"/>
-        </w:pBdr>
-      </w:pPr>
-    </w:p>
+    <w:tbl>
+      <w:tblPr>
+        <w:tblStyle w:val="TableGrid"/>
+        <w:tblW w:type="auto" w:w="0"/>
+        <w:tblLook w:firstColumn="1" w:firstRow="1" w:lastColumn="0" w:lastRow="0" w:noHBand="0" w:noVBand="1" w:val="04A0"/>
+      </w:tblPr>
+      <w:tblGrid>
+        <w:gridCol w:w="8640"/>
+      </w:tblGrid>
+      <w:tr>
+        <w:trPr>
+          <w:trHeight w:val="2040" w:hRule="atLeast"/>
+        </w:trPr>
+        <w:tc>
+          <w:tcPr>
+            <w:tcW w:type="dxa" w:w="8640"/>
+          </w:tcPr>
+          <w:p>
+            <w:pPr>
+              <w:spacing w:before="40"/>
+            </w:pPr>
+          </w:p>
+        </w:tc>
+      </w:tr>
+    </w:tbl>
+    <w:p/>
     <w:p>
       <w:r>
         <w:rPr>
@@ -1033,54 +1017,32 @@
         <w:t>[4]</w:t>
       </w:r>
     </w:p>
-    <w:p>
-      <w:pPr>
-        <w:spacing w:before="260"/>
-        <w:pBdr>
-          <w:bottom w:val="single" w:sz="4" w:space="1" w:color="AAB4C0"/>
-        </w:pBdr>
-      </w:pPr>
-    </w:p>
-    <w:p>
-      <w:pPr>
-        <w:spacing w:before="260"/>
-        <w:pBdr>
-          <w:bottom w:val="single" w:sz="4" w:space="1" w:color="AAB4C0"/>
-        </w:pBdr>
-      </w:pPr>
-    </w:p>
-    <w:p>
-      <w:pPr>
-        <w:spacing w:before="260"/>
-        <w:pBdr>
-          <w:bottom w:val="single" w:sz="4" w:space="1" w:color="AAB4C0"/>
-        </w:pBdr>
-      </w:pPr>
-    </w:p>
-    <w:p>
-      <w:pPr>
-        <w:spacing w:before="260"/>
-        <w:pBdr>
-          <w:bottom w:val="single" w:sz="4" w:space="1" w:color="AAB4C0"/>
-        </w:pBdr>
-      </w:pPr>
-    </w:p>
-    <w:p>
-      <w:pPr>
-        <w:spacing w:before="260"/>
-        <w:pBdr>
-          <w:bottom w:val="single" w:sz="4" w:space="1" w:color="AAB4C0"/>
-        </w:pBdr>
-      </w:pPr>
-    </w:p>
-    <w:p>
-      <w:pPr>
-        <w:spacing w:before="260"/>
-        <w:pBdr>
-          <w:bottom w:val="single" w:sz="4" w:space="1" w:color="AAB4C0"/>
-        </w:pBdr>
-      </w:pPr>
-    </w:p>
+    <w:tbl>
+      <w:tblPr>
+        <w:tblStyle w:val="TableGrid"/>
+        <w:tblW w:type="auto" w:w="0"/>
+        <w:tblLook w:firstColumn="1" w:firstRow="1" w:lastColumn="0" w:lastRow="0" w:noHBand="0" w:noVBand="1" w:val="04A0"/>
+      </w:tblPr>
+      <w:tblGrid>
+        <w:gridCol w:w="8640"/>
+      </w:tblGrid>
+      <w:tr>
+        <w:trPr>
+          <w:trHeight w:val="2040" w:hRule="atLeast"/>
+        </w:trPr>
+        <w:tc>
+          <w:tcPr>
+            <w:tcW w:type="dxa" w:w="8640"/>
+          </w:tcPr>
+          <w:p>
+            <w:pPr>
+              <w:spacing w:before="40"/>
+            </w:pPr>
+          </w:p>
+        </w:tc>
+      </w:tr>
+    </w:tbl>
+    <w:p/>
     <w:p>
       <w:r>
         <w:rPr>
@@ -1143,38 +1105,32 @@
         <w:t>[3]</w:t>
       </w:r>
     </w:p>
-    <w:p>
-      <w:pPr>
-        <w:spacing w:before="260"/>
-        <w:pBdr>
-          <w:bottom w:val="single" w:sz="4" w:space="1" w:color="AAB4C0"/>
-        </w:pBdr>
-      </w:pPr>
-    </w:p>
-    <w:p>
-      <w:pPr>
-        <w:spacing w:before="260"/>
-        <w:pBdr>
-          <w:bottom w:val="single" w:sz="4" w:space="1" w:color="AAB4C0"/>
-        </w:pBdr>
-      </w:pPr>
-    </w:p>
-    <w:p>
-      <w:pPr>
-        <w:spacing w:before="260"/>
-        <w:pBdr>
-          <w:bottom w:val="single" w:sz="4" w:space="1" w:color="AAB4C0"/>
-        </w:pBdr>
-      </w:pPr>
-    </w:p>
-    <w:p>
-      <w:pPr>
-        <w:spacing w:before="260"/>
-        <w:pBdr>
-          <w:bottom w:val="single" w:sz="4" w:space="1" w:color="AAB4C0"/>
-        </w:pBdr>
-      </w:pPr>
-    </w:p>
+    <w:tbl>
+      <w:tblPr>
+        <w:tblStyle w:val="TableGrid"/>
+        <w:tblW w:type="auto" w:w="0"/>
+        <w:tblLook w:firstColumn="1" w:firstRow="1" w:lastColumn="0" w:lastRow="0" w:noHBand="0" w:noVBand="1" w:val="04A0"/>
+      </w:tblPr>
+      <w:tblGrid>
+        <w:gridCol w:w="8640"/>
+      </w:tblGrid>
+      <w:tr>
+        <w:trPr>
+          <w:trHeight w:val="1360" w:hRule="atLeast"/>
+        </w:trPr>
+        <w:tc>
+          <w:tcPr>
+            <w:tcW w:type="dxa" w:w="8640"/>
+          </w:tcPr>
+          <w:p>
+            <w:pPr>
+              <w:spacing w:before="40"/>
+            </w:pPr>
+          </w:p>
+        </w:tc>
+      </w:tr>
+    </w:tbl>
+    <w:p/>
     <w:p>
       <w:r>
         <w:rPr>
@@ -1235,30 +1191,32 @@
         <w:t>[2]</w:t>
       </w:r>
     </w:p>
-    <w:p>
-      <w:pPr>
-        <w:spacing w:before="260"/>
-        <w:pBdr>
-          <w:bottom w:val="single" w:sz="4" w:space="1" w:color="AAB4C0"/>
-        </w:pBdr>
-      </w:pPr>
-    </w:p>
-    <w:p>
-      <w:pPr>
-        <w:spacing w:before="260"/>
-        <w:pBdr>
-          <w:bottom w:val="single" w:sz="4" w:space="1" w:color="AAB4C0"/>
-        </w:pBdr>
-      </w:pPr>
-    </w:p>
-    <w:p>
-      <w:pPr>
-        <w:spacing w:before="260"/>
-        <w:pBdr>
-          <w:bottom w:val="single" w:sz="4" w:space="1" w:color="AAB4C0"/>
-        </w:pBdr>
-      </w:pPr>
-    </w:p>
+    <w:tbl>
+      <w:tblPr>
+        <w:tblStyle w:val="TableGrid"/>
+        <w:tblW w:type="auto" w:w="0"/>
+        <w:tblLook w:firstColumn="1" w:firstRow="1" w:lastColumn="0" w:lastRow="0" w:noHBand="0" w:noVBand="1" w:val="04A0"/>
+      </w:tblPr>
+      <w:tblGrid>
+        <w:gridCol w:w="8640"/>
+      </w:tblGrid>
+      <w:tr>
+        <w:trPr>
+          <w:trHeight w:val="1020" w:hRule="atLeast"/>
+        </w:trPr>
+        <w:tc>
+          <w:tcPr>
+            <w:tcW w:type="dxa" w:w="8640"/>
+          </w:tcPr>
+          <w:p>
+            <w:pPr>
+              <w:spacing w:before="40"/>
+            </w:pPr>
+          </w:p>
+        </w:tc>
+      </w:tr>
+    </w:tbl>
+    <w:p/>
     <w:p>
       <w:r>
         <w:rPr>
@@ -1275,38 +1233,32 @@
         <w:t>[3]</w:t>
       </w:r>
     </w:p>
-    <w:p>
-      <w:pPr>
-        <w:spacing w:before="260"/>
-        <w:pBdr>
-          <w:bottom w:val="single" w:sz="4" w:space="1" w:color="AAB4C0"/>
-        </w:pBdr>
-      </w:pPr>
-    </w:p>
-    <w:p>
-      <w:pPr>
-        <w:spacing w:before="260"/>
-        <w:pBdr>
-          <w:bottom w:val="single" w:sz="4" w:space="1" w:color="AAB4C0"/>
-        </w:pBdr>
-      </w:pPr>
-    </w:p>
-    <w:p>
-      <w:pPr>
-        <w:spacing w:before="260"/>
-        <w:pBdr>
-          <w:bottom w:val="single" w:sz="4" w:space="1" w:color="AAB4C0"/>
-        </w:pBdr>
-      </w:pPr>
-    </w:p>
-    <w:p>
-      <w:pPr>
-        <w:spacing w:before="260"/>
-        <w:pBdr>
-          <w:bottom w:val="single" w:sz="4" w:space="1" w:color="AAB4C0"/>
-        </w:pBdr>
-      </w:pPr>
-    </w:p>
+    <w:tbl>
+      <w:tblPr>
+        <w:tblStyle w:val="TableGrid"/>
+        <w:tblW w:type="auto" w:w="0"/>
+        <w:tblLook w:firstColumn="1" w:firstRow="1" w:lastColumn="0" w:lastRow="0" w:noHBand="0" w:noVBand="1" w:val="04A0"/>
+      </w:tblPr>
+      <w:tblGrid>
+        <w:gridCol w:w="8640"/>
+      </w:tblGrid>
+      <w:tr>
+        <w:trPr>
+          <w:trHeight w:val="1360" w:hRule="atLeast"/>
+        </w:trPr>
+        <w:tc>
+          <w:tcPr>
+            <w:tcW w:type="dxa" w:w="8640"/>
+          </w:tcPr>
+          <w:p>
+            <w:pPr>
+              <w:spacing w:before="40"/>
+            </w:pPr>
+          </w:p>
+        </w:tc>
+      </w:tr>
+    </w:tbl>
+    <w:p/>
     <w:p>
       <w:r>
         <w:rPr>
